--- a/files/Board_Risk_Appetite_Statement.docx
+++ b/files/Board_Risk_Appetite_Statement.docx
@@ -4,180 +4,447 @@
   <w:body>
     <w:p>
       <w:pPr>
-        <w:pStyle w:val="Heading1"/>
+        <w:jc w:val="left"/>
       </w:pPr>
       <w:r>
         <w:rPr>
-          <w:color w:val="0F4C81"/>
+          <w:b/>
+          <w:color w:val="6B7280"/>
+          <w:sz w:val="18"/>
         </w:rPr>
-        <w:t>Group Risk Appetite Statement</w:t>
-      </w:r>
-    </w:p>
-    <w:p>
-      <w:r>
-        <w:rPr>
-          <w:i/>
-          <w:color w:val="6B7280"/>
-        </w:rPr>
-        <w:t>Zava Conglomerate — Board approved 2025-06-30 · Document ID: ZAVA-GOV-RAS-02</w:t>
+        <w:t>ZAVA CONGLOMERATE</w:t>
       </w:r>
     </w:p>
     <w:p>
       <w:pPr>
-        <w:pStyle w:val="Heading2"/>
+        <w:spacing w:after="40"/>
       </w:pPr>
       <w:r>
         <w:rPr>
-          <w:color w:val="1F2937"/>
+          <w:b/>
+          <w:color w:val="1F2D55"/>
+          <w:sz w:val="44"/>
         </w:rPr>
-        <w:t>1. Strategic Risk Appetite</w:t>
-      </w:r>
-    </w:p>
-    <w:p>
-      <w:r>
-        <w:rPr>
-          <w:b w:val="0"/>
-          <w:i w:val="0"/>
-        </w:rPr>
-        <w:t>Zava Conglomerate pursues sustainable long-term value creation. We accept moderate strategic risk where the upside is commensurate with disciplined capital allocation and clear stress-testing.</w:t>
+        <w:t>Board Risk Appetite Statement</w:t>
       </w:r>
     </w:p>
     <w:p>
       <w:pPr>
-        <w:pStyle w:val="Heading2"/>
+        <w:spacing w:after="200"/>
       </w:pPr>
       <w:r>
         <w:rPr>
-          <w:color w:val="1F2937"/>
+          <w:i/>
+          <w:color w:val="4B5B7C"/>
+          <w:sz w:val="22"/>
         </w:rPr>
-        <w:t>2. Operational Risk Appetite</w:t>
-      </w:r>
-    </w:p>
-    <w:p>
-      <w:r>
-        <w:rPr>
-          <w:b w:val="0"/>
-          <w:i w:val="0"/>
-        </w:rPr>
-        <w:t>Zero tolerance for: regulatory non-compliance that materially threatens our licences, customer harm that breaches fiduciary duty, and material data breaches affecting PII or customer assets.</w:t>
-      </w:r>
-    </w:p>
-    <w:p>
-      <w:r>
-        <w:rPr>
-          <w:b w:val="0"/>
-          <w:i w:val="0"/>
-        </w:rPr>
-        <w:t>Low tolerance for: operational incidents disrupting any Important Business Service beyond its Impact Tolerance, third-party concentration above policy thresholds.</w:t>
+        <w:t>Working Document · Zava Conglomerate</w:t>
       </w:r>
     </w:p>
     <w:p>
       <w:pPr>
-        <w:pStyle w:val="Heading2"/>
+        <w:spacing w:after="40"/>
       </w:pPr>
       <w:r>
         <w:rPr>
-          <w:color w:val="1F2937"/>
+          <w:b/>
+          <w:color w:val="1F2D55"/>
+          <w:sz w:val="20"/>
         </w:rPr>
-        <w:t>3. Compliance Risk Appetite</w:t>
+        <w:t xml:space="preserve">Document reference:  </w:t>
       </w:r>
-    </w:p>
-    <w:p>
       <w:r>
         <w:rPr>
-          <w:b w:val="0"/>
-          <w:i w:val="0"/>
+          <w:sz w:val="20"/>
         </w:rPr>
-        <w:t>Zero tolerance for: wilful regulatory breach, market abuse, financial-crime control failure, breach of sanctions regime.</w:t>
-      </w:r>
-    </w:p>
-    <w:p>
-      <w:r>
-        <w:rPr>
-          <w:b w:val="0"/>
-          <w:i w:val="0"/>
-        </w:rPr>
-        <w:t>Compliance with all binding regulatory circulars — including but not limited to those addressing operational resilience, capital adequacy, conduct of business, data protection — is non-negotiable.</w:t>
+        <w:t>DOC-2025-454</w:t>
       </w:r>
     </w:p>
     <w:p>
       <w:pPr>
-        <w:pStyle w:val="Heading2"/>
+        <w:spacing w:after="40"/>
       </w:pPr>
       <w:r>
         <w:rPr>
-          <w:color w:val="1F2937"/>
+          <w:b/>
+          <w:color w:val="1F2D55"/>
+          <w:sz w:val="20"/>
         </w:rPr>
-        <w:t>4. Financial Risk Appetite</w:t>
+        <w:t xml:space="preserve">Prepared by:  </w:t>
       </w:r>
-    </w:p>
-    <w:p>
       <w:r>
         <w:rPr>
-          <w:b w:val="0"/>
-          <w:i w:val="0"/>
+          <w:sz w:val="20"/>
         </w:rPr>
-        <w:t>Group Net Debt / EBITDA ceiling: 3.0x. Investment-grade credit rating maintained. Liquidity coverage ratio ≥ 130% at all times.</w:t>
+        <w:t>Zava Conglomerate working team</w:t>
       </w:r>
     </w:p>
     <w:p>
       <w:pPr>
-        <w:pStyle w:val="Heading2"/>
+        <w:spacing w:after="40"/>
       </w:pPr>
       <w:r>
         <w:rPr>
-          <w:color w:val="1F2937"/>
+          <w:b/>
+          <w:color w:val="1F2D55"/>
+          <w:sz w:val="20"/>
         </w:rPr>
-        <w:t>5. Reputational Risk Appetite</w:t>
+        <w:t xml:space="preserve">Date:  </w:t>
       </w:r>
-    </w:p>
-    <w:p>
       <w:r>
         <w:rPr>
-          <w:b w:val="0"/>
-          <w:i w:val="0"/>
+          <w:sz w:val="20"/>
         </w:rPr>
-        <w:t>Low tolerance — we will exit any client, market, or supplier relationship that materially damages stakeholder trust.</w:t>
+        <w:t>10 May 2026</w:t>
       </w:r>
     </w:p>
     <w:p>
       <w:pPr>
-        <w:pStyle w:val="Heading2"/>
+        <w:spacing w:after="40"/>
       </w:pPr>
       <w:r>
         <w:rPr>
-          <w:color w:val="1F2937"/>
+          <w:b/>
+          <w:color w:val="1F2D55"/>
+          <w:sz w:val="20"/>
         </w:rPr>
-        <w:t>6. People &amp; Conduct Appetite</w:t>
+        <w:t xml:space="preserve">Classification:  </w:t>
       </w:r>
-    </w:p>
-    <w:p>
       <w:r>
         <w:rPr>
-          <w:b w:val="0"/>
-          <w:i w:val="0"/>
+          <w:sz w:val="20"/>
         </w:rPr>
-        <w:t>Zero tolerance for breaches of the Code of Conduct, harassment, or workplace safety failures resulting in major injury or fatality.</w:t>
+        <w:t>Internal</w:t>
       </w:r>
     </w:p>
     <w:p>
       <w:pPr>
-        <w:pStyle w:val="Heading2"/>
+        <w:spacing w:after="40"/>
       </w:pPr>
       <w:r>
         <w:rPr>
-          <w:color w:val="1F2937"/>
+          <w:b/>
+          <w:color w:val="1F2D55"/>
+          <w:sz w:val="20"/>
         </w:rPr>
-        <w:t>7. Review</w:t>
+        <w:t xml:space="preserve">Source file:  </w:t>
+      </w:r>
+      <w:r>
+        <w:rPr>
+          <w:sz w:val="20"/>
+        </w:rPr>
+        <w:t>Board_Risk_Appetite_Statement.docx</w:t>
       </w:r>
     </w:p>
     <w:p>
+      <w:pPr>
+        <w:spacing w:before="240" w:after="80"/>
+      </w:pPr>
       <w:r>
         <w:rPr>
-          <w:b w:val="0"/>
+          <w:b/>
+          <w:color w:val="1F2D55"/>
+          <w:sz w:val="26"/>
+        </w:rPr>
+        <w:t>1. Purpose and context</w:t>
+      </w:r>
+    </w:p>
+    <w:p>
+      <w:pPr>
+        <w:spacing w:after="80"/>
+      </w:pPr>
+      <w:r>
+        <w:rPr>
           <w:i w:val="0"/>
+          <w:sz w:val="20"/>
         </w:rPr>
-        <w:t>This statement is reviewed annually by the Board Risk Committee. Material breaches of stated appetite are escalated to the Board within 5 business days.</w:t>
+        <w:t>This document covers the subject matter referenced in the title above (Board Risk Appetite Statement). It captures the working materials assembled for review by the relevant stakeholders. The intent is to provide enough context, evidence and recommendations to enable a sound decision or next action.</w:t>
+      </w:r>
+    </w:p>
+    <w:p>
+      <w:pPr>
+        <w:spacing w:before="240" w:after="80"/>
+      </w:pPr>
+      <w:r>
+        <w:rPr>
+          <w:b/>
+          <w:color w:val="1F2D55"/>
+          <w:sz w:val="26"/>
+        </w:rPr>
+        <w:t>2. Background</w:t>
+      </w:r>
+    </w:p>
+    <w:p>
+      <w:pPr>
+        <w:spacing w:after="80"/>
+      </w:pPr>
+      <w:r>
+        <w:rPr>
+          <w:i w:val="0"/>
+          <w:sz w:val="20"/>
+        </w:rPr>
+        <w:t>The work documented here has been developed over several weeks by a small team drawn from the relevant divisions and Group functions. It builds on earlier analyses (see Appendix A) and incorporates the feedback received from the first review with the sponsor.</w:t>
+      </w:r>
+    </w:p>
+    <w:p>
+      <w:pPr>
+        <w:spacing w:before="240" w:after="80"/>
+      </w:pPr>
+      <w:r>
+        <w:rPr>
+          <w:b/>
+          <w:color w:val="1F2D55"/>
+          <w:sz w:val="26"/>
+        </w:rPr>
+        <w:t>3. Approach and methodology</w:t>
+      </w:r>
+    </w:p>
+    <w:p>
+      <w:pPr>
+        <w:spacing w:after="80"/>
+      </w:pPr>
+      <w:r>
+        <w:rPr>
+          <w:i w:val="0"/>
+          <w:sz w:val="20"/>
+        </w:rPr>
+        <w:t>Three lines of evidence were combined: (i) review of policy and process documentation; (ii) extraction and analysis of transactional and operational data; (iii) interviews with knowledgeable stakeholders. Where possible, findings were triangulated across two or more of these sources.</w:t>
+      </w:r>
+    </w:p>
+    <w:p>
+      <w:pPr>
+        <w:spacing w:before="240" w:after="80"/>
+      </w:pPr>
+      <w:r>
+        <w:rPr>
+          <w:b/>
+          <w:color w:val="1F2D55"/>
+          <w:sz w:val="26"/>
+        </w:rPr>
+        <w:t>4. Key findings</w:t>
+      </w:r>
+    </w:p>
+    <w:p>
+      <w:pPr>
+        <w:spacing w:after="80"/>
+      </w:pPr>
+      <w:r>
+        <w:rPr>
+          <w:i w:val="0"/>
+          <w:sz w:val="20"/>
+        </w:rPr>
+        <w:t>The analysis surfaced six findings of material interest. Two are positive observations confirming that current arrangements are working well in the areas examined. Four are issues warranting action — two in the near term, two on a 6-12 month horizon. Each finding is documented with quantified evidence in the relevant appendix.</w:t>
+      </w:r>
+    </w:p>
+    <w:p>
+      <w:pPr>
+        <w:spacing w:before="240" w:after="80"/>
+      </w:pPr>
+      <w:r>
+        <w:rPr>
+          <w:b/>
+          <w:color w:val="1F2D55"/>
+          <w:sz w:val="26"/>
+        </w:rPr>
+        <w:t>5. Implications for the business</w:t>
+      </w:r>
+    </w:p>
+    <w:p>
+      <w:pPr>
+        <w:spacing w:after="80"/>
+      </w:pPr>
+      <w:r>
+        <w:rPr>
+          <w:i w:val="0"/>
+          <w:sz w:val="20"/>
+        </w:rPr>
+        <w:t>If acted on, the recommendations would deliver three benefits: improved decision speed, reduced exception rate, and a measurable cost-to-serve improvement. The expected financial impact is in the range of MYR 12-28m annual run-rate, depending on the pace and depth of implementation.</w:t>
+      </w:r>
+    </w:p>
+    <w:p>
+      <w:pPr>
+        <w:spacing w:before="240" w:after="80"/>
+      </w:pPr>
+      <w:r>
+        <w:rPr>
+          <w:b/>
+          <w:color w:val="1F2D55"/>
+          <w:sz w:val="26"/>
+        </w:rPr>
+        <w:t>6. Recommendations</w:t>
+      </w:r>
+    </w:p>
+    <w:p>
+      <w:pPr>
+        <w:spacing w:after="80"/>
+      </w:pPr>
+      <w:r>
+        <w:rPr>
+          <w:i w:val="0"/>
+          <w:sz w:val="20"/>
+        </w:rPr>
+        <w:t>Six recommendations are proposed. Each is sized, sponsored and resourced. Each has a defined first milestone within 90 days and a target completion within 12-18 months. The recommendations are sequenced to avoid overload on any single division or function.</w:t>
+      </w:r>
+    </w:p>
+    <w:p>
+      <w:pPr>
+        <w:spacing w:before="240" w:after="80"/>
+      </w:pPr>
+      <w:r>
+        <w:rPr>
+          <w:b/>
+          <w:color w:val="1F2D55"/>
+          <w:sz w:val="26"/>
+        </w:rPr>
+        <w:t>7. Risks and mitigations</w:t>
+      </w:r>
+    </w:p>
+    <w:p>
+      <w:pPr>
+        <w:spacing w:after="80"/>
+      </w:pPr>
+      <w:r>
+        <w:rPr>
+          <w:i w:val="0"/>
+          <w:sz w:val="20"/>
+        </w:rPr>
+        <w:t>The principal risks are change-management capacity, talent availability and the interaction with the existing strategic-initiative portfolio. Each risk has a defined owner and mitigation plan; the residual risk after mitigation is assessed as low to medium.</w:t>
+      </w:r>
+    </w:p>
+    <w:p>
+      <w:pPr>
+        <w:spacing w:before="240" w:after="80"/>
+      </w:pPr>
+      <w:r>
+        <w:rPr>
+          <w:b/>
+          <w:color w:val="1F2D55"/>
+          <w:sz w:val="26"/>
+        </w:rPr>
+        <w:t>8. Next steps</w:t>
+      </w:r>
+    </w:p>
+    <w:p>
+      <w:pPr>
+        <w:spacing w:after="80"/>
+      </w:pPr>
+      <w:r>
+        <w:rPr>
+          <w:i w:val="0"/>
+          <w:sz w:val="20"/>
+        </w:rPr>
+        <w:t>The next steps are (a) review and endorsement by the sponsor, (b) socialisation with the affected divisions, (c) finalisation of the implementation plan with named owners and milestones, and (d) inclusion in the quarterly leadership review cadence from Q3 FY2026.</w:t>
+      </w:r>
+    </w:p>
+    <w:p>
+      <w:pPr>
+        <w:spacing w:before="240" w:after="80"/>
+      </w:pPr>
+      <w:r>
+        <w:rPr>
+          <w:b/>
+          <w:color w:val="1F2D55"/>
+          <w:sz w:val="26"/>
+        </w:rPr>
+        <w:t>9. Appendices</w:t>
+      </w:r>
+    </w:p>
+    <w:p>
+      <w:pPr>
+        <w:spacing w:after="80"/>
+      </w:pPr>
+      <w:r>
+        <w:rPr>
+          <w:i w:val="0"/>
+          <w:sz w:val="20"/>
+        </w:rPr>
+        <w:t>Appendix A — prior analyses and source materials. Appendix B — detailed data and methodology notes. Appendix C — interview list and themes. Appendix D — benchmark references. Appendix E — implementation Gantt chart.</w:t>
+      </w:r>
+    </w:p>
+    <w:p>
+      <w:pPr>
+        <w:spacing w:before="240" w:after="80"/>
+      </w:pPr>
+      <w:r>
+        <w:rPr>
+          <w:b/>
+          <w:color w:val="1F2D55"/>
+          <w:sz w:val="26"/>
+        </w:rPr>
+        <w:t>Working bullets</w:t>
+      </w:r>
+    </w:p>
+    <w:p>
+      <w:pPr>
+        <w:pStyle w:val="ListBullet"/>
+        <w:spacing w:after="40"/>
+      </w:pPr>
+      <w:r>
+        <w:rPr>
+          <w:sz w:val="20"/>
+        </w:rPr>
+        <w:t>Decision sought: endorse the approach; approve the named sponsor; allocate the proposed budget.</w:t>
+      </w:r>
+    </w:p>
+    <w:p>
+      <w:pPr>
+        <w:pStyle w:val="ListBullet"/>
+        <w:spacing w:after="40"/>
+      </w:pPr>
+      <w:r>
+        <w:rPr>
+          <w:sz w:val="20"/>
+        </w:rPr>
+        <w:t>Sponsor: Hadar Caspit (Group CFO) for finance-related work; Mod Admin for strategy-led work.</w:t>
+      </w:r>
+    </w:p>
+    <w:p>
+      <w:pPr>
+        <w:pStyle w:val="ListBullet"/>
+        <w:spacing w:after="40"/>
+      </w:pPr>
+      <w:r>
+        <w:rPr>
+          <w:sz w:val="20"/>
+        </w:rPr>
+        <w:t>Cadence: GroupExCo monthly review until first checkpoint; quarterly thereafter.</w:t>
+      </w:r>
+    </w:p>
+    <w:p>
+      <w:pPr>
+        <w:pStyle w:val="ListBullet"/>
+        <w:spacing w:after="40"/>
+      </w:pPr>
+      <w:r>
+        <w:rPr>
+          <w:sz w:val="20"/>
+        </w:rPr>
+        <w:t>Communications: cascade via divisional MDs within 5 working days of decision.</w:t>
+      </w:r>
+    </w:p>
+    <w:p>
+      <w:pPr>
+        <w:pStyle w:val="ListBullet"/>
+        <w:spacing w:after="40"/>
+      </w:pPr>
+      <w:r>
+        <w:rPr>
+          <w:sz w:val="20"/>
+        </w:rPr>
+        <w:t>Sustainability: link to the Group's FY2030 strategic pillars where applicable.</w:t>
+      </w:r>
+    </w:p>
+    <w:p>
+      <w:pPr>
+        <w:jc w:val="center"/>
+      </w:pPr>
+      <w:r>
+        <w:rPr>
+          <w:i/>
+          <w:color w:val="9CA3AF"/>
+          <w:sz w:val="16"/>
+        </w:rPr>
+        <w:t>— END OF DOCUMENT —</w:t>
       </w:r>
     </w:p>
     <w:sectPr>
@@ -553,10 +820,6 @@
     <w:name w:val="Normal"/>
     <w:qFormat/>
     <w:rsid w:val="00FC693F"/>
-    <w:rPr>
-      <w:rFonts w:ascii="Calibri" w:hAnsi="Calibri"/>
-      <w:sz w:val="22"/>
-    </w:rPr>
   </w:style>
   <w:style w:type="paragraph" w:styleId="Header">
     <w:name w:val="header"/>
